--- a/docs/manual-contable/Manual_Usuario_AnitaERP_Modulo_Contable.docx
+++ b/docs/manual-contable/Manual_Usuario_AnitaERP_Modulo_Contable.docx
@@ -60,7 +60,7 @@
           <w:sz w:val="22"/>
           <w:szCs w:val="22"/>
         </w:rPr>
-        <w:t xml:space="preserve">Versión 1.0 — julio 2026</w:t>
+        <w:t xml:space="preserve">Versión 1.2 — agosto 2026</w:t>
       </w:r>
     </w:p>
     <w:p/>
@@ -234,6 +234,19 @@
           <w:szCs w:val="22"/>
         </w:rPr>
         <w:t xml:space="preserve">Desde el Centro de ayuda o el botón Manual de la pantalla de cierre puede volver a este documento en cualquier momento.</w:t>
+      </w:r>
+    </w:p>
+    <w:p>
+      <w:pPr>
+        <w:jc w:val="both"/>
+        <w:spacing w:after="120"/>
+      </w:pPr>
+      <w:r>
+        <w:rPr>
+          <w:sz w:val="22"/>
+          <w:szCs w:val="22"/>
+        </w:rPr>
+        <w:t xml:space="preserve">Este documento cubre solo cierres y aperturas de período. Los asientos de cierre de rendiciones (máquinas, bingo, estacionamiento, vending) tienen manual propio: Contaduría — Cierres de rendiciones. Los estados financieros definibles tienen el Manual de Reportes contables definibles.</w:t>
       </w:r>
     </w:p>
     <w:p>
@@ -510,7 +523,7 @@
                 <w:sz w:val="20"/>
                 <w:szCs w:val="20"/>
               </w:rPr>
-              <w:t xml:space="preserve">Hora del día. Por defecto 24:00 = fin del día. Vacío también = 24:00.</w:t>
+              <w:t xml:space="preserve">Hora del día. En pantalla 24:00 significa «fin de día»; el job la traduce a CONTABLE_CIERRE_HORA_FIN_DIA (default 23:50). Vacío = mismo fin de día.</w:t>
             </w:r>
           </w:p>
         </w:tc>
@@ -1081,7 +1094,7 @@
       </w:pPr>
       <w:r>
         <w:pict>
-          <v:shape type="#_x0000_t75" stroked="f" style="width:450pt; height:421.93251533742pt; margin-left:0pt; margin-top:0pt; mso-position-horizontal:left; mso-position-vertical:top; mso-position-horizontal-relative:char; mso-position-vertical-relative:line;">
+          <v:shape type="#_x0000_t75" stroked="f" style="width:450pt; height:267.1875pt; margin-left:0pt; margin-top:0pt; mso-position-horizontal:left; mso-position-vertical:top; mso-position-horizontal-relative:char; mso-position-vertical-relative:line;">
             <w10:wrap type="inline"/>
             <v:imagedata r:id="rId7" o:title=""/>
           </v:shape>
@@ -1110,7 +1123,7 @@
       </w:pPr>
       <w:r>
         <w:pict>
-          <v:shape type="#_x0000_t75" stroked="f" style="width:450pt; height:421.93251533742pt; margin-left:0pt; margin-top:0pt; mso-position-horizontal:left; mso-position-vertical:top; mso-position-horizontal-relative:char; mso-position-vertical-relative:line;">
+          <v:shape type="#_x0000_t75" stroked="f" style="width:450pt; height:267.1875pt; margin-left:0pt; margin-top:0pt; mso-position-horizontal:left; mso-position-vertical:top; mso-position-horizontal-relative:char; mso-position-vertical-relative:line;">
             <w10:wrap type="inline"/>
             <v:imagedata r:id="rId7" o:title=""/>
           </v:shape>
@@ -1671,7 +1684,7 @@
       </w:pPr>
       <w:r>
         <w:pict>
-          <v:shape type="#_x0000_t75" stroked="f" style="width:450pt; height:421.93251533742pt; margin-left:0pt; margin-top:0pt; mso-position-horizontal:left; mso-position-vertical:top; mso-position-horizontal-relative:char; mso-position-vertical-relative:line;">
+          <v:shape type="#_x0000_t75" stroked="f" style="width:450pt; height:267.1875pt; margin-left:0pt; margin-top:0pt; mso-position-horizontal:left; mso-position-vertical:top; mso-position-horizontal-relative:char; mso-position-vertical-relative:line;">
             <w10:wrap type="inline"/>
             <v:imagedata r:id="rId8" o:title=""/>
           </v:shape>
@@ -1700,7 +1713,7 @@
       </w:pPr>
       <w:r>
         <w:pict>
-          <v:shape type="#_x0000_t75" stroked="f" style="width:450pt; height:421.93251533742pt; margin-left:0pt; margin-top:0pt; mso-position-horizontal:left; mso-position-vertical:top; mso-position-horizontal-relative:char; mso-position-vertical-relative:line;">
+          <v:shape type="#_x0000_t75" stroked="f" style="width:450pt; height:267.1875pt; margin-left:0pt; margin-top:0pt; mso-position-horizontal:left; mso-position-vertical:top; mso-position-horizontal-relative:char; mso-position-vertical-relative:line;">
             <w10:wrap type="inline"/>
             <v:imagedata r:id="rId8" o:title=""/>
           </v:shape>
@@ -1880,7 +1893,7 @@
                 <w:sz w:val="20"/>
                 <w:szCs w:val="20"/>
               </w:rPr>
-              <w:t xml:space="preserve">HH:MM o 24:00 (fin de día). Vacío = 24:00.</w:t>
+              <w:t xml:space="preserve">HH:MM o 24:00 (fin de día → CONTABLE_CIERRE_HORA_FIN_DIA, default 23:50). Vacío = fin de día.</w:t>
             </w:r>
           </w:p>
         </w:tc>
@@ -2177,7 +2190,7 @@
           <w:sz w:val="22"/>
           <w:szCs w:val="22"/>
         </w:rPr>
-        <w:t xml:space="preserve">El job automático del servidor revisa periódicamente las programaciones pendientes y las aplica cuando ya pasó la fecha y la hora configuradas (con 24:00 = fin de ese día).</w:t>
+        <w:t xml:space="preserve">El job automático del servidor revisa periódicamente las programaciones pendientes y las aplica cuando ya pasó la fecha y la hora configuradas. Si indicó 24:00 (o dejó vacío), usa la hora de fin de día configurada en el servidor (CONTABLE_CIERRE_HORA_FIN_DIA, típicamente 23:50).</w:t>
       </w:r>
     </w:p>
     <w:p>
@@ -3503,7 +3516,7 @@
       </w:pPr>
       <w:r>
         <w:pict>
-          <v:shape type="#_x0000_t75" stroked="f" style="width:450pt; height:421.93251533742pt; margin-left:0pt; margin-top:0pt; mso-position-horizontal:left; mso-position-vertical:top; mso-position-horizontal-relative:char; mso-position-vertical-relative:line;">
+          <v:shape type="#_x0000_t75" stroked="f" style="width:450pt; height:267.1875pt; margin-left:0pt; margin-top:0pt; mso-position-horizontal:left; mso-position-vertical:top; mso-position-horizontal-relative:char; mso-position-vertical-relative:line;">
             <w10:wrap type="inline"/>
             <v:imagedata r:id="rId9" o:title=""/>
           </v:shape>
@@ -3532,7 +3545,7 @@
       </w:pPr>
       <w:r>
         <w:pict>
-          <v:shape type="#_x0000_t75" stroked="f" style="width:450pt; height:421.93251533742pt; margin-left:0pt; margin-top:0pt; mso-position-horizontal:left; mso-position-vertical:top; mso-position-horizontal-relative:char; mso-position-vertical-relative:line;">
+          <v:shape type="#_x0000_t75" stroked="f" style="width:450pt; height:267.1875pt; margin-left:0pt; margin-top:0pt; mso-position-horizontal:left; mso-position-vertical:top; mso-position-horizontal-relative:char; mso-position-vertical-relative:line;">
             <w10:wrap type="inline"/>
             <v:imagedata r:id="rId10" o:title=""/>
           </v:shape>
@@ -3561,7 +3574,7 @@
       </w:pPr>
       <w:r>
         <w:pict>
-          <v:shape type="#_x0000_t75" stroked="f" style="width:450pt; height:421.93251533742pt; margin-left:0pt; margin-top:0pt; mso-position-horizontal:left; mso-position-vertical:top; mso-position-horizontal-relative:char; mso-position-vertical-relative:line;">
+          <v:shape type="#_x0000_t75" stroked="f" style="width:450pt; height:267.1875pt; margin-left:0pt; margin-top:0pt; mso-position-horizontal:left; mso-position-vertical:top; mso-position-horizontal-relative:char; mso-position-vertical-relative:line;">
             <w10:wrap type="inline"/>
             <v:imagedata r:id="rId9" o:title=""/>
           </v:shape>
@@ -3702,7 +3715,7 @@
       </w:pPr>
       <w:r>
         <w:pict>
-          <v:shape type="#_x0000_t75" stroked="f" style="width:450pt; height:421.93251533742pt; margin-left:0pt; margin-top:0pt; mso-position-horizontal:left; mso-position-vertical:top; mso-position-horizontal-relative:char; mso-position-vertical-relative:line;">
+          <v:shape type="#_x0000_t75" stroked="f" style="width:450pt; height:267.1875pt; margin-left:0pt; margin-top:0pt; mso-position-horizontal:left; mso-position-vertical:top; mso-position-horizontal-relative:char; mso-position-vertical-relative:line;">
             <w10:wrap type="inline"/>
             <v:imagedata r:id="rId11" o:title=""/>
           </v:shape>
@@ -3731,7 +3744,7 @@
       </w:pPr>
       <w:r>
         <w:pict>
-          <v:shape type="#_x0000_t75" stroked="f" style="width:450pt; height:421.93251533742pt; margin-left:0pt; margin-top:0pt; mso-position-horizontal:left; mso-position-vertical:top; mso-position-horizontal-relative:char; mso-position-vertical-relative:line;">
+          <v:shape type="#_x0000_t75" stroked="f" style="width:450pt; height:267.1875pt; margin-left:0pt; margin-top:0pt; mso-position-horizontal:left; mso-position-vertical:top; mso-position-horizontal-relative:char; mso-position-vertical-relative:line;">
             <w10:wrap type="inline"/>
             <v:imagedata r:id="rId11" o:title=""/>
           </v:shape>
@@ -4512,7 +4525,7 @@
           <w:sz w:val="22"/>
           <w:szCs w:val="22"/>
         </w:rPr>
-        <w:t xml:space="preserve">¿Qué pasa si programo ejecución el 5/08 a las 24:00? El job aplica el cierre al final de ese día. Antes puede usar Aplicar ahora si la fecha ya es ≤ hoy.</w:t>
+        <w:t xml:space="preserve">¿Qué pasa si programo ejecución el 5/08 a las 24:00? El job aplica el cierre al fin de ese día (hora efectiva CONTABLE_CIERRE_HORA_FIN_DIA, default 23:50). Antes puede usar Aplicar ahora si la fecha ya es ≤ hoy.</w:t>
       </w:r>
     </w:p>
     <w:p>
